--- a/resources/file-backer-template.docx
+++ b/resources/file-backer-template.docx
@@ -94,8 +94,7 @@
         <w:tblLook w:val="04A0" w:firstRow="1" w:lastRow="0" w:firstColumn="1" w:lastColumn="0" w:noHBand="0" w:noVBand="1"/>
       </w:tblPr>
       <w:tblGrid>
-        <w:gridCol w:w="3344"/>
-        <w:gridCol w:w="469"/>
+        <w:gridCol w:w="3813"/>
         <w:gridCol w:w="5817"/>
       </w:tblGrid>
       <w:tr>
@@ -107,7 +106,7 @@
         </w:trPr>
         <w:tc>
           <w:tcPr>
-            <w:tcW w:w="3344" w:type="dxa"/>
+            <w:tcW w:w="3813" w:type="dxa"/>
             <w:tcBorders>
               <w:top w:val="single" w:sz="8" w:space="0" w:color="000000"/>
               <w:left w:val="single" w:sz="8" w:space="0" w:color="000000"/>
@@ -131,26 +130,6 @@
                 <w:szCs w:val="24"/>
               </w:rPr>
               <w:t>Tender ID</w:t>
-            </w:r>
-          </w:p>
-        </w:tc>
-        <w:tc>
-          <w:tcPr>
-            <w:tcW w:w="469" w:type="dxa"/>
-            <w:tcBorders>
-              <w:top w:val="single" w:sz="8" w:space="0" w:color="000000"/>
-              <w:left w:val="single" w:sz="8" w:space="0" w:color="000000"/>
-              <w:bottom w:val="single" w:sz="8" w:space="0" w:color="000000"/>
-              <w:right w:val="single" w:sz="8" w:space="0" w:color="000000"/>
-            </w:tcBorders>
-            <w:vAlign w:val="center"/>
-          </w:tcPr>
-          <w:p>
-            <w:pPr>
-              <w:jc w:val="center"/>
-            </w:pPr>
-            <w:r>
-              <w:t>:</w:t>
             </w:r>
           </w:p>
         </w:tc>
@@ -192,7 +171,7 @@
         </w:trPr>
         <w:tc>
           <w:tcPr>
-            <w:tcW w:w="3344" w:type="dxa"/>
+            <w:tcW w:w="3813" w:type="dxa"/>
             <w:tcBorders>
               <w:top w:val="single" w:sz="8" w:space="0" w:color="000000"/>
               <w:left w:val="single" w:sz="8" w:space="0" w:color="000000"/>
@@ -216,26 +195,6 @@
                 <w:szCs w:val="24"/>
               </w:rPr>
               <w:t>NIT No &amp; Date</w:t>
-            </w:r>
-          </w:p>
-        </w:tc>
-        <w:tc>
-          <w:tcPr>
-            <w:tcW w:w="469" w:type="dxa"/>
-            <w:tcBorders>
-              <w:top w:val="single" w:sz="8" w:space="0" w:color="000000"/>
-              <w:left w:val="single" w:sz="8" w:space="0" w:color="000000"/>
-              <w:bottom w:val="single" w:sz="8" w:space="0" w:color="000000"/>
-              <w:right w:val="single" w:sz="8" w:space="0" w:color="000000"/>
-            </w:tcBorders>
-            <w:vAlign w:val="center"/>
-          </w:tcPr>
-          <w:p>
-            <w:pPr>
-              <w:jc w:val="center"/>
-            </w:pPr>
-            <w:r>
-              <w:t>:</w:t>
             </w:r>
           </w:p>
         </w:tc>
@@ -277,7 +236,7 @@
         </w:trPr>
         <w:tc>
           <w:tcPr>
-            <w:tcW w:w="3344" w:type="dxa"/>
+            <w:tcW w:w="3813" w:type="dxa"/>
             <w:tcBorders>
               <w:top w:val="single" w:sz="8" w:space="0" w:color="000000"/>
               <w:left w:val="single" w:sz="8" w:space="0" w:color="000000"/>
@@ -301,26 +260,6 @@
                 <w:szCs w:val="24"/>
               </w:rPr>
               <w:t>Name of the Work</w:t>
-            </w:r>
-          </w:p>
-        </w:tc>
-        <w:tc>
-          <w:tcPr>
-            <w:tcW w:w="469" w:type="dxa"/>
-            <w:tcBorders>
-              <w:top w:val="single" w:sz="8" w:space="0" w:color="000000"/>
-              <w:left w:val="single" w:sz="8" w:space="0" w:color="000000"/>
-              <w:bottom w:val="single" w:sz="8" w:space="0" w:color="000000"/>
-              <w:right w:val="single" w:sz="8" w:space="0" w:color="000000"/>
-            </w:tcBorders>
-            <w:vAlign w:val="center"/>
-          </w:tcPr>
-          <w:p>
-            <w:pPr>
-              <w:jc w:val="center"/>
-            </w:pPr>
-            <w:r>
-              <w:t>:</w:t>
             </w:r>
           </w:p>
         </w:tc>
@@ -362,7 +301,7 @@
         </w:trPr>
         <w:tc>
           <w:tcPr>
-            <w:tcW w:w="3344" w:type="dxa"/>
+            <w:tcW w:w="3813" w:type="dxa"/>
             <w:tcBorders>
               <w:top w:val="single" w:sz="8" w:space="0" w:color="000000"/>
               <w:left w:val="single" w:sz="8" w:space="0" w:color="000000"/>
@@ -386,26 +325,6 @@
                 <w:szCs w:val="24"/>
               </w:rPr>
               <w:t>Estimate Amount</w:t>
-            </w:r>
-          </w:p>
-        </w:tc>
-        <w:tc>
-          <w:tcPr>
-            <w:tcW w:w="469" w:type="dxa"/>
-            <w:tcBorders>
-              <w:top w:val="single" w:sz="8" w:space="0" w:color="000000"/>
-              <w:left w:val="single" w:sz="8" w:space="0" w:color="000000"/>
-              <w:bottom w:val="single" w:sz="8" w:space="0" w:color="000000"/>
-              <w:right w:val="single" w:sz="8" w:space="0" w:color="000000"/>
-            </w:tcBorders>
-            <w:vAlign w:val="center"/>
-          </w:tcPr>
-          <w:p>
-            <w:pPr>
-              <w:jc w:val="center"/>
-            </w:pPr>
-            <w:r>
-              <w:t>:</w:t>
             </w:r>
           </w:p>
         </w:tc>
@@ -447,7 +366,7 @@
         </w:trPr>
         <w:tc>
           <w:tcPr>
-            <w:tcW w:w="3344" w:type="dxa"/>
+            <w:tcW w:w="3813" w:type="dxa"/>
             <w:tcBorders>
               <w:top w:val="single" w:sz="8" w:space="0" w:color="000000"/>
               <w:left w:val="single" w:sz="8" w:space="0" w:color="000000"/>
@@ -471,26 +390,6 @@
                 <w:szCs w:val="24"/>
               </w:rPr>
               <w:t>ECV</w:t>
-            </w:r>
-          </w:p>
-        </w:tc>
-        <w:tc>
-          <w:tcPr>
-            <w:tcW w:w="469" w:type="dxa"/>
-            <w:tcBorders>
-              <w:top w:val="single" w:sz="8" w:space="0" w:color="000000"/>
-              <w:left w:val="single" w:sz="8" w:space="0" w:color="000000"/>
-              <w:bottom w:val="single" w:sz="8" w:space="0" w:color="000000"/>
-              <w:right w:val="single" w:sz="8" w:space="0" w:color="000000"/>
-            </w:tcBorders>
-            <w:vAlign w:val="center"/>
-          </w:tcPr>
-          <w:p>
-            <w:pPr>
-              <w:jc w:val="center"/>
-            </w:pPr>
-            <w:r>
-              <w:t>:</w:t>
             </w:r>
           </w:p>
         </w:tc>
@@ -532,7 +431,7 @@
         </w:trPr>
         <w:tc>
           <w:tcPr>
-            <w:tcW w:w="3344" w:type="dxa"/>
+            <w:tcW w:w="3813" w:type="dxa"/>
             <w:tcBorders>
               <w:top w:val="single" w:sz="8" w:space="0" w:color="000000"/>
               <w:left w:val="single" w:sz="8" w:space="0" w:color="000000"/>
@@ -556,26 +455,6 @@
                 <w:szCs w:val="24"/>
               </w:rPr>
               <w:t>Contract Amount</w:t>
-            </w:r>
-          </w:p>
-        </w:tc>
-        <w:tc>
-          <w:tcPr>
-            <w:tcW w:w="469" w:type="dxa"/>
-            <w:tcBorders>
-              <w:top w:val="single" w:sz="8" w:space="0" w:color="000000"/>
-              <w:left w:val="single" w:sz="8" w:space="0" w:color="000000"/>
-              <w:bottom w:val="single" w:sz="8" w:space="0" w:color="000000"/>
-              <w:right w:val="single" w:sz="8" w:space="0" w:color="000000"/>
-            </w:tcBorders>
-            <w:vAlign w:val="center"/>
-          </w:tcPr>
-          <w:p>
-            <w:pPr>
-              <w:jc w:val="center"/>
-            </w:pPr>
-            <w:r>
-              <w:t>:</w:t>
             </w:r>
           </w:p>
         </w:tc>
@@ -617,7 +496,7 @@
         </w:trPr>
         <w:tc>
           <w:tcPr>
-            <w:tcW w:w="3344" w:type="dxa"/>
+            <w:tcW w:w="3813" w:type="dxa"/>
             <w:tcBorders>
               <w:top w:val="single" w:sz="8" w:space="0" w:color="000000"/>
               <w:left w:val="single" w:sz="8" w:space="0" w:color="000000"/>
@@ -641,26 +520,6 @@
                 <w:szCs w:val="24"/>
               </w:rPr>
               <w:t>Tender Percentage</w:t>
-            </w:r>
-          </w:p>
-        </w:tc>
-        <w:tc>
-          <w:tcPr>
-            <w:tcW w:w="469" w:type="dxa"/>
-            <w:tcBorders>
-              <w:top w:val="single" w:sz="8" w:space="0" w:color="000000"/>
-              <w:left w:val="single" w:sz="8" w:space="0" w:color="000000"/>
-              <w:bottom w:val="single" w:sz="8" w:space="0" w:color="000000"/>
-              <w:right w:val="single" w:sz="8" w:space="0" w:color="000000"/>
-            </w:tcBorders>
-            <w:vAlign w:val="center"/>
-          </w:tcPr>
-          <w:p>
-            <w:pPr>
-              <w:jc w:val="center"/>
-            </w:pPr>
-            <w:r>
-              <w:t>:</w:t>
             </w:r>
           </w:p>
         </w:tc>
@@ -702,7 +561,7 @@
         </w:trPr>
         <w:tc>
           <w:tcPr>
-            <w:tcW w:w="3344" w:type="dxa"/>
+            <w:tcW w:w="3813" w:type="dxa"/>
             <w:tcBorders>
               <w:top w:val="single" w:sz="8" w:space="0" w:color="000000"/>
               <w:left w:val="single" w:sz="8" w:space="0" w:color="000000"/>
@@ -726,26 +585,6 @@
                 <w:szCs w:val="24"/>
               </w:rPr>
               <w:t>Name of the Agency</w:t>
-            </w:r>
-          </w:p>
-        </w:tc>
-        <w:tc>
-          <w:tcPr>
-            <w:tcW w:w="469" w:type="dxa"/>
-            <w:tcBorders>
-              <w:top w:val="single" w:sz="8" w:space="0" w:color="000000"/>
-              <w:left w:val="single" w:sz="8" w:space="0" w:color="000000"/>
-              <w:bottom w:val="single" w:sz="8" w:space="0" w:color="000000"/>
-              <w:right w:val="single" w:sz="8" w:space="0" w:color="000000"/>
-            </w:tcBorders>
-            <w:vAlign w:val="center"/>
-          </w:tcPr>
-          <w:p>
-            <w:pPr>
-              <w:jc w:val="center"/>
-            </w:pPr>
-            <w:r>
-              <w:t>:</w:t>
             </w:r>
           </w:p>
         </w:tc>
@@ -787,7 +626,7 @@
         </w:trPr>
         <w:tc>
           <w:tcPr>
-            <w:tcW w:w="3344" w:type="dxa"/>
+            <w:tcW w:w="3813" w:type="dxa"/>
             <w:tcBorders>
               <w:top w:val="single" w:sz="8" w:space="0" w:color="000000"/>
               <w:left w:val="single" w:sz="8" w:space="0" w:color="000000"/>
@@ -811,26 +650,6 @@
                 <w:szCs w:val="24"/>
               </w:rPr>
               <w:t>Address of the Agency</w:t>
-            </w:r>
-          </w:p>
-        </w:tc>
-        <w:tc>
-          <w:tcPr>
-            <w:tcW w:w="469" w:type="dxa"/>
-            <w:tcBorders>
-              <w:top w:val="single" w:sz="8" w:space="0" w:color="000000"/>
-              <w:left w:val="single" w:sz="8" w:space="0" w:color="000000"/>
-              <w:bottom w:val="single" w:sz="8" w:space="0" w:color="000000"/>
-              <w:right w:val="single" w:sz="8" w:space="0" w:color="000000"/>
-            </w:tcBorders>
-            <w:vAlign w:val="center"/>
-          </w:tcPr>
-          <w:p>
-            <w:pPr>
-              <w:jc w:val="center"/>
-            </w:pPr>
-            <w:r>
-              <w:t>:</w:t>
             </w:r>
           </w:p>
         </w:tc>
